--- a/SKILL LAB.docx
+++ b/SKILL LAB.docx
@@ -6,6 +6,9 @@
       <w:r>
         <w:t>Name: Chandan S</w:t>
       </w:r>
+      <w:r>
+        <w:t xml:space="preserve">                                                                                                                               </w:t>
+      </w:r>
     </w:p>
     <w:p>
       <w:r>
@@ -20,6 +23,9 @@
       <w:r>
         <w:t>SKILL LAB</w:t>
       </w:r>
+      <w:r>
+        <w:t xml:space="preserve">                               </w:t>
+      </w:r>
     </w:p>
     <w:p>
       <w:pPr>
@@ -34,15 +40,7 @@
         <w:spacing w:line="276" w:lineRule="auto"/>
       </w:pPr>
       <w:r>
-        <w:t xml:space="preserve">To develop a </w:t>
-      </w:r>
-      <w:proofErr w:type="gramStart"/>
-      <w:r>
-        <w:t>project</w:t>
-      </w:r>
-      <w:proofErr w:type="gramEnd"/>
-      <w:r>
-        <w:t xml:space="preserve"> we have 5 steps</w:t>
+        <w:t>To develop a project we have 5 steps</w:t>
       </w:r>
     </w:p>
     <w:p>
@@ -132,31 +130,7 @@
         <w:spacing w:line="276" w:lineRule="auto"/>
       </w:pPr>
       <w:r>
-        <w:t>Performance=</w:t>
-      </w:r>
-      <w:proofErr w:type="gramStart"/>
-      <w:r>
-        <w:t>34  ,</w:t>
-      </w:r>
-      <w:proofErr w:type="gramEnd"/>
-      <w:r>
-        <w:t xml:space="preserve"> Accessibility=</w:t>
-      </w:r>
-      <w:proofErr w:type="gramStart"/>
-      <w:r>
-        <w:t>70 ,</w:t>
-      </w:r>
-      <w:proofErr w:type="gramEnd"/>
-      <w:r>
-        <w:t xml:space="preserve"> Best Practices=</w:t>
-      </w:r>
-      <w:proofErr w:type="gramStart"/>
-      <w:r>
-        <w:t>65 ,</w:t>
-      </w:r>
-      <w:proofErr w:type="gramEnd"/>
-      <w:r>
-        <w:t xml:space="preserve"> SEO=74</w:t>
+        <w:t>Performance=34  , Accessibility=70 , Best Practices=65 , SEO=74</w:t>
       </w:r>
     </w:p>
     <w:p>
@@ -201,52 +175,20 @@
         <w:spacing w:line="276" w:lineRule="auto"/>
       </w:pPr>
       <w:r>
-        <w:t>Performance=</w:t>
-      </w:r>
-      <w:proofErr w:type="gramStart"/>
-      <w:r>
-        <w:t>49 ,</w:t>
-      </w:r>
-      <w:proofErr w:type="gramEnd"/>
-      <w:r>
-        <w:t xml:space="preserve"> Accessibility=</w:t>
-      </w:r>
-      <w:proofErr w:type="gramStart"/>
-      <w:r>
-        <w:t>92 ,</w:t>
-      </w:r>
-      <w:proofErr w:type="gramEnd"/>
-      <w:r>
-        <w:t xml:space="preserve"> Best Practices=</w:t>
-      </w:r>
-      <w:proofErr w:type="gramStart"/>
-      <w:r>
-        <w:t>100 ,</w:t>
-      </w:r>
-      <w:proofErr w:type="gramEnd"/>
-      <w:r>
-        <w:t xml:space="preserve"> SEO=92</w:t>
-      </w:r>
-    </w:p>
-    <w:p>
-      <w:pPr>
-        <w:spacing w:line="276" w:lineRule="auto"/>
-      </w:pPr>
-    </w:p>
-    <w:p>
-      <w:pPr>
-        <w:spacing w:line="276" w:lineRule="auto"/>
-      </w:pPr>
-      <w:r>
-        <w:t xml:space="preserve">SEO stores the keywords we type in browser to </w:t>
-      </w:r>
-      <w:proofErr w:type="gramStart"/>
-      <w:r>
-        <w:t>find  a</w:t>
-      </w:r>
-      <w:proofErr w:type="gramEnd"/>
-      <w:r>
-        <w:t xml:space="preserve"> web.</w:t>
+        <w:t>Performance=49 , Accessibility=92 , Best Practices=100 , SEO=92</w:t>
+      </w:r>
+    </w:p>
+    <w:p>
+      <w:pPr>
+        <w:spacing w:line="276" w:lineRule="auto"/>
+      </w:pPr>
+    </w:p>
+    <w:p>
+      <w:pPr>
+        <w:spacing w:line="276" w:lineRule="auto"/>
+      </w:pPr>
+      <w:r>
+        <w:t>SEO stores the keywords we type in browser to find  a web.</w:t>
       </w:r>
     </w:p>
     <w:p>
@@ -337,57 +279,1011 @@
     <w:p>
       <w:pPr>
         <w:spacing w:line="276" w:lineRule="auto"/>
-      </w:pPr>
-      <w:r>
         <w:rPr>
           <w:b/>
           <w:bCs/>
         </w:rPr>
-        <w:t xml:space="preserve">Problem </w:t>
-      </w:r>
-      <w:proofErr w:type="gramStart"/>
+      </w:pPr>
+    </w:p>
+    <w:p>
+      <w:pPr>
+        <w:spacing w:line="276" w:lineRule="auto"/>
+      </w:pPr>
       <w:r>
         <w:rPr>
           <w:b/>
           <w:bCs/>
         </w:rPr>
-        <w:t>statement :</w:t>
-      </w:r>
-      <w:proofErr w:type="gramEnd"/>
+        <w:lastRenderedPageBreak/>
+        <w:t xml:space="preserve">UI: </w:t>
+      </w:r>
+      <w:r>
+        <w:t xml:space="preserve">UI stands for User Interface, it </w:t>
+      </w:r>
+      <w:r>
+        <w:t xml:space="preserve">is a design of the frontend </w:t>
+      </w:r>
+      <w:r>
+        <w:t>that the user uses to interact with software or the product</w:t>
+      </w:r>
+      <w:r>
+        <w:t xml:space="preserve"> that is developed based on a certain functionality for a given problem statement.</w:t>
+      </w:r>
+    </w:p>
+    <w:p>
+      <w:pPr>
+        <w:spacing w:line="276" w:lineRule="auto"/>
+        <w:rPr>
+          <w:u w:val="single"/>
+        </w:rPr>
+      </w:pPr>
       <w:r>
         <w:rPr>
           <w:b/>
           <w:bCs/>
-        </w:rPr>
-        <w:t xml:space="preserve"> </w:t>
-      </w:r>
-      <w:r>
-        <w:t>Hotel</w:t>
-      </w:r>
-      <w:r>
-        <w:t xml:space="preserve"> Management System.</w:t>
-      </w:r>
-    </w:p>
-    <w:p>
-      <w:pPr>
-        <w:spacing w:line="276" w:lineRule="auto"/>
-      </w:pPr>
+          <w:u w:val="single"/>
+        </w:rPr>
+        <w:t>P</w:t>
+      </w:r>
       <w:r>
         <w:rPr>
           <w:b/>
           <w:bCs/>
+          <w:u w:val="single"/>
+        </w:rPr>
+        <w:t>rinciples of UI</w:t>
+      </w:r>
+      <w:r>
+        <w:rPr>
+          <w:u w:val="single"/>
+        </w:rPr>
+        <w:t>:</w:t>
+      </w:r>
+    </w:p>
+    <w:p>
+      <w:pPr>
+        <w:pStyle w:val="ListParagraph"/>
+        <w:numPr>
+          <w:ilvl w:val="0"/>
+          <w:numId w:val="2"/>
+        </w:numPr>
+        <w:spacing w:line="276" w:lineRule="auto"/>
+        <w:rPr>
+          <w:u w:val="single"/>
+        </w:rPr>
+      </w:pPr>
+      <w:r>
+        <w:rPr>
+          <w:u w:val="single"/>
+        </w:rPr>
+        <w:t>Typography</w:t>
+      </w:r>
+      <w:r>
+        <w:t>: It specifies the font size</w:t>
+      </w:r>
+      <w:r>
+        <w:t xml:space="preserve"> and alignment of a text</w:t>
+      </w:r>
+      <w:r>
+        <w:t xml:space="preserve"> that is given in a component</w:t>
+      </w:r>
+      <w:r>
+        <w:t>.</w:t>
+      </w:r>
+    </w:p>
+    <w:p>
+      <w:pPr>
+        <w:pStyle w:val="ListParagraph"/>
+        <w:numPr>
+          <w:ilvl w:val="0"/>
+          <w:numId w:val="2"/>
+        </w:numPr>
+        <w:spacing w:line="276" w:lineRule="auto"/>
+        <w:rPr>
+          <w:u w:val="single"/>
+        </w:rPr>
+      </w:pPr>
+      <w:r>
+        <w:rPr>
+          <w:u w:val="single"/>
+        </w:rPr>
+        <w:t>Colour</w:t>
+      </w:r>
+      <w:r>
+        <w:rPr>
+          <w:u w:val="single"/>
+        </w:rPr>
+        <w:t xml:space="preserve"> pallet</w:t>
+      </w:r>
+      <w:r>
+        <w:t>:</w:t>
+      </w:r>
+      <w:r>
+        <w:t xml:space="preserve"> It is where we choose a combination of three main colours</w:t>
+      </w:r>
+      <w:r>
+        <w:t xml:space="preserve"> which follows the 60</w:t>
+      </w:r>
+      <w:r>
+        <w:t>:30:10 rule in which 60% is the base colour</w:t>
+      </w:r>
+      <w:r>
+        <w:t xml:space="preserve"> and also known as primary colour grading whereas the 30% of next colour </w:t>
+      </w:r>
+      <w:r>
+        <w:t xml:space="preserve">is secondary colour grading with 10% as </w:t>
+      </w:r>
+      <w:r>
+        <w:t>colour for action taken place.</w:t>
+      </w:r>
+    </w:p>
+    <w:p>
+      <w:pPr>
+        <w:pStyle w:val="ListParagraph"/>
+        <w:numPr>
+          <w:ilvl w:val="0"/>
+          <w:numId w:val="2"/>
+        </w:numPr>
+        <w:spacing w:line="276" w:lineRule="auto"/>
+        <w:rPr>
+          <w:u w:val="single"/>
+        </w:rPr>
+      </w:pPr>
+      <w:r>
+        <w:rPr>
+          <w:u w:val="single"/>
+        </w:rPr>
+        <w:t>B</w:t>
+      </w:r>
+      <w:r>
+        <w:rPr>
+          <w:u w:val="single"/>
+        </w:rPr>
+        <w:t>uttons</w:t>
+      </w:r>
+      <w:r>
+        <w:t>:</w:t>
+      </w:r>
+      <w:r>
+        <w:t xml:space="preserve"> These are the functions that we use to perform a specific action or a event</w:t>
+      </w:r>
+      <w:r>
+        <w:t>. In HTML or Java Script, this can be achieved by function called event listener</w:t>
+      </w:r>
+      <w:r>
+        <w:t xml:space="preserve"> that performs the given specific task with specified trigger.</w:t>
+      </w:r>
+    </w:p>
+    <w:p>
+      <w:pPr>
+        <w:pStyle w:val="ListParagraph"/>
+        <w:spacing w:line="276" w:lineRule="auto"/>
+        <w:rPr>
+          <w:u w:val="single"/>
+        </w:rPr>
+      </w:pPr>
+      <w:r>
+        <w:rPr>
+          <w:u w:val="single"/>
+        </w:rPr>
+        <w:t>Triggers</w:t>
+      </w:r>
+      <w:r>
+        <w:t>:</w:t>
+      </w:r>
+    </w:p>
+    <w:p>
+      <w:pPr>
+        <w:pStyle w:val="ListParagraph"/>
+        <w:spacing w:line="276" w:lineRule="auto"/>
+      </w:pPr>
+      <w:r>
+        <w:t>Ex:</w:t>
+      </w:r>
+      <w:r>
+        <w:t xml:space="preserve"> </w:t>
+      </w:r>
+      <w:r>
+        <w:t>1. Tap</w:t>
+      </w:r>
+    </w:p>
+    <w:p>
+      <w:pPr>
+        <w:pStyle w:val="ListParagraph"/>
+        <w:spacing w:line="276" w:lineRule="auto"/>
+      </w:pPr>
+      <w:r>
+        <w:t xml:space="preserve">       2. Scroll</w:t>
+      </w:r>
+    </w:p>
+    <w:p>
+      <w:pPr>
+        <w:pStyle w:val="ListParagraph"/>
+        <w:spacing w:line="276" w:lineRule="auto"/>
+      </w:pPr>
+      <w:r>
+        <w:t xml:space="preserve">       </w:t>
+      </w:r>
+      <w:r>
+        <w:t>3.Hover</w:t>
+      </w:r>
+    </w:p>
+    <w:p>
+      <w:pPr>
+        <w:pStyle w:val="ListParagraph"/>
+        <w:spacing w:line="276" w:lineRule="auto"/>
+      </w:pPr>
+      <w:r>
+        <w:t xml:space="preserve">       4.Key pressed</w:t>
+      </w:r>
+    </w:p>
+    <w:p>
+      <w:pPr>
+        <w:pStyle w:val="ListParagraph"/>
+        <w:spacing w:line="276" w:lineRule="auto"/>
+      </w:pPr>
+      <w:r>
+        <w:t xml:space="preserve">       5.Double tap</w:t>
+      </w:r>
+    </w:p>
+    <w:p>
+      <w:pPr>
+        <w:pStyle w:val="ListParagraph"/>
+        <w:numPr>
+          <w:ilvl w:val="0"/>
+          <w:numId w:val="2"/>
+        </w:numPr>
+        <w:spacing w:line="276" w:lineRule="auto"/>
+      </w:pPr>
+      <w:r>
+        <w:rPr>
+          <w:u w:val="single"/>
+        </w:rPr>
+        <w:t>C</w:t>
+      </w:r>
+      <w:r>
+        <w:rPr>
+          <w:u w:val="single"/>
+        </w:rPr>
+        <w:t>ontent</w:t>
+      </w:r>
+      <w:r>
+        <w:rPr>
+          <w:u w:val="single"/>
+        </w:rPr>
+        <w:t>:</w:t>
+      </w:r>
+      <w:r>
+        <w:rPr>
+          <w:u w:val="single"/>
+        </w:rPr>
+        <w:t xml:space="preserve"> </w:t>
+      </w:r>
+      <w:r>
+        <w:t xml:space="preserve">It’s the data present in </w:t>
+      </w:r>
+      <w:r>
+        <w:t>frame or component which is alphanumeric and is used as a description for the frame or the content.</w:t>
+      </w:r>
+    </w:p>
+    <w:p>
+      <w:pPr>
+        <w:pStyle w:val="ListParagraph"/>
+        <w:numPr>
+          <w:ilvl w:val="0"/>
+          <w:numId w:val="2"/>
+        </w:numPr>
+        <w:spacing w:line="276" w:lineRule="auto"/>
+        <w:rPr>
+          <w:u w:val="single"/>
+        </w:rPr>
+      </w:pPr>
+      <w:r>
+        <w:rPr>
+          <w:u w:val="single"/>
+        </w:rPr>
+        <w:t>Images:</w:t>
+      </w:r>
+      <w:r>
+        <w:rPr>
+          <w:u w:val="single"/>
+        </w:rPr>
+        <w:t xml:space="preserve"> </w:t>
+      </w:r>
+      <w:r>
+        <w:t>It is a way to describe the content inside given specific component</w:t>
+      </w:r>
+      <w:r>
+        <w:t xml:space="preserve"> that explains the element in a better way.</w:t>
+      </w:r>
+    </w:p>
+    <w:p>
+      <w:pPr>
+        <w:pStyle w:val="ListParagraph"/>
+        <w:numPr>
+          <w:ilvl w:val="0"/>
+          <w:numId w:val="2"/>
+        </w:numPr>
+        <w:spacing w:line="276" w:lineRule="auto"/>
+        <w:rPr>
+          <w:u w:val="single"/>
+        </w:rPr>
+      </w:pPr>
+      <w:r>
+        <w:rPr>
+          <w:u w:val="single"/>
+        </w:rPr>
+        <w:t>Forms:</w:t>
+      </w:r>
+      <w:r>
+        <w:t xml:space="preserve"> A set of questions that </w:t>
+      </w:r>
+      <w:r>
+        <w:t>changes with respect to the product that is being built</w:t>
+      </w:r>
+      <w:r>
+        <w:t xml:space="preserve"> or with respect to the functionality</w:t>
+      </w:r>
+      <w:r>
+        <w:t>.</w:t>
+      </w:r>
+    </w:p>
+    <w:p>
+      <w:pPr>
+        <w:pStyle w:val="ListParagraph"/>
+        <w:spacing w:line="276" w:lineRule="auto"/>
+        <w:rPr>
+          <w:u w:val="single"/>
+        </w:rPr>
+      </w:pPr>
+    </w:p>
+    <w:p>
+      <w:pPr>
+        <w:spacing w:line="276" w:lineRule="auto"/>
+      </w:pPr>
+      <w:r>
+        <w:rPr>
+          <w:b/>
+          <w:bCs/>
+          <w:u w:val="single"/>
+        </w:rPr>
+        <w:t>UX:</w:t>
+      </w:r>
+      <w:r>
+        <w:rPr>
+          <w:u w:val="single"/>
+        </w:rPr>
+        <w:t xml:space="preserve"> </w:t>
+      </w:r>
+      <w:r>
+        <w:t xml:space="preserve">It stands for user experience where the developer empathizes </w:t>
+      </w:r>
+      <w:r>
+        <w:t>the user requirements and designs how specific the functionality of the webpage is to perform and achieve the end goal.</w:t>
+      </w:r>
+    </w:p>
+    <w:p>
+      <w:pPr>
+        <w:spacing w:line="276" w:lineRule="auto"/>
+        <w:rPr>
+          <w:b/>
+          <w:bCs/>
+        </w:rPr>
+      </w:pPr>
+      <w:r>
+        <w:rPr>
+          <w:b/>
+          <w:bCs/>
+          <w:u w:val="single"/>
+        </w:rPr>
+        <w:t>UX Principles</w:t>
+      </w:r>
+      <w:r>
+        <w:rPr>
+          <w:b/>
+          <w:bCs/>
+        </w:rPr>
+        <w:t>:</w:t>
+      </w:r>
+    </w:p>
+    <w:p>
+      <w:pPr>
+        <w:pStyle w:val="ListParagraph"/>
+        <w:numPr>
+          <w:ilvl w:val="0"/>
+          <w:numId w:val="3"/>
+        </w:numPr>
+        <w:spacing w:line="276" w:lineRule="auto"/>
+        <w:rPr>
+          <w:b/>
+          <w:bCs/>
+          <w:u w:val="single"/>
+        </w:rPr>
+      </w:pPr>
+      <w:r>
+        <w:rPr>
+          <w:u w:val="single"/>
+        </w:rPr>
+        <w:t>User Centric:</w:t>
+      </w:r>
+      <w:r>
+        <w:rPr>
+          <w:b/>
+          <w:bCs/>
+          <w:u w:val="single"/>
+        </w:rPr>
+        <w:t xml:space="preserve"> </w:t>
+      </w:r>
+      <w:r>
+        <w:t>This is where the designer empathizes the needs of the user</w:t>
+      </w:r>
+      <w:r>
+        <w:t xml:space="preserve"> and designs the project or th</w:t>
+      </w:r>
+      <w:r>
+        <w:t>e</w:t>
+      </w:r>
+      <w:r>
+        <w:t xml:space="preserve"> software </w:t>
+      </w:r>
+      <w:r>
+        <w:t>based on user requirements.</w:t>
+      </w:r>
+    </w:p>
+    <w:p>
+      <w:pPr>
+        <w:pStyle w:val="ListParagraph"/>
+        <w:numPr>
+          <w:ilvl w:val="0"/>
+          <w:numId w:val="3"/>
+        </w:numPr>
+        <w:spacing w:line="276" w:lineRule="auto"/>
+        <w:rPr>
+          <w:u w:val="single"/>
+        </w:rPr>
+      </w:pPr>
+      <w:r>
+        <w:rPr>
+          <w:u w:val="single"/>
+        </w:rPr>
+        <w:t xml:space="preserve">Consistency:  </w:t>
+      </w:r>
+      <w:r>
+        <w:t>We keep the patterns, design</w:t>
+      </w:r>
+      <w:r>
+        <w:t>, visuals and behaviour of the website in a similar pattern</w:t>
+      </w:r>
+      <w:r>
+        <w:t xml:space="preserve"> by which the accessibility for the user is made easy.</w:t>
+      </w:r>
+    </w:p>
+    <w:p>
+      <w:pPr>
+        <w:pStyle w:val="ListParagraph"/>
+        <w:numPr>
+          <w:ilvl w:val="0"/>
+          <w:numId w:val="3"/>
+        </w:numPr>
+        <w:spacing w:line="276" w:lineRule="auto"/>
+        <w:rPr>
+          <w:u w:val="single"/>
+        </w:rPr>
+      </w:pPr>
+      <w:r>
+        <w:rPr>
+          <w:u w:val="single"/>
+        </w:rPr>
+        <w:t>Visual hierarchy:</w:t>
+      </w:r>
+      <w:r>
+        <w:t xml:space="preserve"> </w:t>
+      </w:r>
+      <w:r>
+        <w:t>We use the colour, size and typography</w:t>
+      </w:r>
+      <w:r>
+        <w:t xml:space="preserve"> and contrast to guide the user visually through the website</w:t>
+      </w:r>
+      <w:r>
+        <w:t>.</w:t>
+      </w:r>
+    </w:p>
+    <w:p>
+      <w:pPr>
+        <w:pStyle w:val="ListParagraph"/>
+        <w:numPr>
+          <w:ilvl w:val="0"/>
+          <w:numId w:val="3"/>
+        </w:numPr>
+        <w:spacing w:line="276" w:lineRule="auto"/>
+        <w:rPr>
+          <w:u w:val="single"/>
+        </w:rPr>
+      </w:pPr>
+      <w:r>
+        <w:rPr>
+          <w:u w:val="single"/>
+        </w:rPr>
+        <w:t>Accessibility</w:t>
+      </w:r>
+      <w:r>
+        <w:rPr>
+          <w:u w:val="single"/>
+        </w:rPr>
+        <w:t>:</w:t>
+      </w:r>
+      <w:r>
+        <w:t xml:space="preserve"> We make sure that the web page is simpler and is </w:t>
+      </w:r>
+      <w:r>
+        <w:t>accessible</w:t>
+      </w:r>
+      <w:r>
+        <w:t xml:space="preserve"> </w:t>
+      </w:r>
+      <w:r>
+        <w:t>by everyone and it is self guided.</w:t>
+      </w:r>
+    </w:p>
+    <w:p>
+      <w:pPr>
+        <w:pStyle w:val="ListParagraph"/>
+        <w:numPr>
+          <w:ilvl w:val="0"/>
+          <w:numId w:val="3"/>
+        </w:numPr>
+        <w:spacing w:line="276" w:lineRule="auto"/>
+        <w:rPr>
+          <w:u w:val="single"/>
+        </w:rPr>
+      </w:pPr>
+      <w:r>
+        <w:rPr>
+          <w:u w:val="single"/>
         </w:rPr>
         <w:lastRenderedPageBreak/>
-        <w:t>Customer requirements:</w:t>
-      </w:r>
-      <w:r>
-        <w:t xml:space="preserve"> Total rooms available, Room type,</w:t>
+        <w:t>User Control:</w:t>
       </w:r>
       <w:r>
         <w:t xml:space="preserve"> </w:t>
       </w:r>
       <w:r>
-        <w:t>Cost per room, Ratings, Included and excluded services in per room cost, Food and beverages available.</w:t>
+        <w:t>It allows the user to freely navigate</w:t>
+      </w:r>
+      <w:r>
+        <w:t xml:space="preserve"> through the website on their own terms</w:t>
+      </w:r>
+      <w:r>
+        <w:t xml:space="preserve"> and choice.</w:t>
+      </w:r>
+    </w:p>
+    <w:p>
+      <w:pPr>
+        <w:pStyle w:val="ListParagraph"/>
+        <w:numPr>
+          <w:ilvl w:val="0"/>
+          <w:numId w:val="3"/>
+        </w:numPr>
+        <w:spacing w:line="276" w:lineRule="auto"/>
+        <w:rPr>
+          <w:u w:val="single"/>
+        </w:rPr>
+      </w:pPr>
+      <w:r>
+        <w:rPr>
+          <w:u w:val="single"/>
+        </w:rPr>
+        <w:t>Usability:</w:t>
+      </w:r>
+      <w:r>
+        <w:t xml:space="preserve"> </w:t>
+      </w:r>
+      <w:r>
+        <w:t>Make the tasks or certain set of actions easier</w:t>
+      </w:r>
+      <w:r>
+        <w:t xml:space="preserve"> and efficient</w:t>
+      </w:r>
+      <w:r>
+        <w:t xml:space="preserve"> for the user without unnecessary work of friction</w:t>
+      </w:r>
+      <w:r>
+        <w:t>.</w:t>
+      </w:r>
+    </w:p>
+    <w:p>
+      <w:pPr>
+        <w:spacing w:line="276" w:lineRule="auto"/>
+        <w:ind w:left="360"/>
+        <w:rPr>
+          <w:u w:val="single"/>
+        </w:rPr>
+      </w:pPr>
+    </w:p>
+    <w:p>
+      <w:pPr>
+        <w:pStyle w:val="Heading2"/>
+        <w:rPr>
+          <w:u w:val="single"/>
+        </w:rPr>
+      </w:pPr>
+      <w:r>
+        <w:rPr>
+          <w:u w:val="single"/>
+        </w:rPr>
+        <w:t>Development:</w:t>
+      </w:r>
+    </w:p>
+    <w:p>
+      <w:pPr>
+        <w:pStyle w:val="ListParagraph"/>
+        <w:numPr>
+          <w:ilvl w:val="0"/>
+          <w:numId w:val="5"/>
+        </w:numPr>
+      </w:pPr>
+      <w:r>
+        <w:t>Building or cleaning a application or software that performs on different platforms</w:t>
+      </w:r>
+      <w:r>
+        <w:t xml:space="preserve"> is known as development.</w:t>
+      </w:r>
+    </w:p>
+    <w:p/>
+    <w:p>
+      <w:pPr>
+        <w:rPr>
+          <w:u w:val="single"/>
+        </w:rPr>
+      </w:pPr>
+      <w:r>
+        <w:rPr>
+          <w:u w:val="single"/>
+        </w:rPr>
+        <w:t>Web application development/Full stack development</w:t>
+      </w:r>
+      <w:r>
+        <w:rPr>
+          <w:u w:val="single"/>
+        </w:rPr>
+        <w:t>:</w:t>
+      </w:r>
+    </w:p>
+    <w:p>
+      <w:pPr>
+        <w:pStyle w:val="ListParagraph"/>
+        <w:numPr>
+          <w:ilvl w:val="0"/>
+          <w:numId w:val="5"/>
+        </w:numPr>
+        <w:rPr>
+          <w:u w:val="single"/>
+        </w:rPr>
+      </w:pPr>
+      <w:r>
+        <w:t>MongoDB, Express JS, React JS, Node JS</w:t>
+      </w:r>
+      <w:r>
+        <w:t>.</w:t>
+      </w:r>
+    </w:p>
+    <w:p>
+      <w:pPr>
+        <w:pStyle w:val="ListParagraph"/>
+        <w:numPr>
+          <w:ilvl w:val="0"/>
+          <w:numId w:val="5"/>
+        </w:numPr>
+        <w:rPr>
+          <w:u w:val="single"/>
+        </w:rPr>
+      </w:pPr>
+      <w:r>
+        <w:rPr>
+          <w:u w:val="single"/>
+        </w:rPr>
+        <w:t>Mo</w:t>
+      </w:r>
+      <w:r>
+        <w:rPr>
+          <w:u w:val="single"/>
+        </w:rPr>
+        <w:t>n</w:t>
+      </w:r>
+      <w:r>
+        <w:rPr>
+          <w:u w:val="single"/>
+        </w:rPr>
+        <w:t>goDB:</w:t>
+      </w:r>
+      <w:r>
+        <w:t xml:space="preserve"> </w:t>
+      </w:r>
+      <w:r>
+        <w:t>This is a platform where we can store and access a specific database</w:t>
+      </w:r>
+      <w:r>
+        <w:t xml:space="preserve"> for the application that we developed</w:t>
+      </w:r>
+      <w:r>
+        <w:t xml:space="preserve"> and also we can perform specific queries in </w:t>
+      </w:r>
+      <w:r>
+        <w:t>M</w:t>
+      </w:r>
+      <w:r>
+        <w:t>ongoDB</w:t>
+      </w:r>
+      <w:r>
+        <w:t>.</w:t>
+      </w:r>
+    </w:p>
+    <w:p>
+      <w:pPr>
+        <w:pStyle w:val="ListParagraph"/>
+        <w:numPr>
+          <w:ilvl w:val="0"/>
+          <w:numId w:val="5"/>
+        </w:numPr>
+        <w:rPr>
+          <w:u w:val="single"/>
+        </w:rPr>
+      </w:pPr>
+      <w:r>
+        <w:rPr>
+          <w:u w:val="single"/>
+        </w:rPr>
+        <w:t xml:space="preserve">Express </w:t>
+      </w:r>
+      <w:r>
+        <w:rPr>
+          <w:u w:val="single"/>
+        </w:rPr>
+        <w:t>JS</w:t>
+      </w:r>
+      <w:r>
+        <w:rPr>
+          <w:u w:val="single"/>
+        </w:rPr>
+        <w:t>:</w:t>
+      </w:r>
+      <w:r>
+        <w:t xml:space="preserve"> It is a framework of java script used to build a web server</w:t>
+      </w:r>
+      <w:r>
+        <w:t xml:space="preserve"> for your application.</w:t>
+      </w:r>
+    </w:p>
+    <w:p>
+      <w:pPr>
+        <w:pStyle w:val="ListParagraph"/>
+        <w:numPr>
+          <w:ilvl w:val="0"/>
+          <w:numId w:val="5"/>
+        </w:numPr>
+      </w:pPr>
+      <w:r>
+        <w:rPr>
+          <w:u w:val="single"/>
+        </w:rPr>
+        <w:t xml:space="preserve">React </w:t>
+      </w:r>
+      <w:r>
+        <w:rPr>
+          <w:u w:val="single"/>
+        </w:rPr>
+        <w:t>JS</w:t>
+      </w:r>
+      <w:r>
+        <w:rPr>
+          <w:u w:val="single"/>
+        </w:rPr>
+        <w:t>:</w:t>
+      </w:r>
+      <w:r>
+        <w:t xml:space="preserve"> </w:t>
+      </w:r>
+      <w:r>
+        <w:t>It is a framework of java script used for developing a frontend</w:t>
+      </w:r>
+      <w:r>
+        <w:t xml:space="preserve"> for the project or application which provides better accessibility and enhances with better visuals and animations.</w:t>
+      </w:r>
+    </w:p>
+    <w:p>
+      <w:pPr>
+        <w:pStyle w:val="ListParagraph"/>
+        <w:numPr>
+          <w:ilvl w:val="0"/>
+          <w:numId w:val="5"/>
+        </w:numPr>
+      </w:pPr>
+      <w:r>
+        <w:rPr>
+          <w:u w:val="single"/>
+        </w:rPr>
+        <w:t xml:space="preserve">Node </w:t>
+      </w:r>
+      <w:r>
+        <w:rPr>
+          <w:u w:val="single"/>
+        </w:rPr>
+        <w:t>JS</w:t>
+      </w:r>
+      <w:r>
+        <w:rPr>
+          <w:u w:val="single"/>
+        </w:rPr>
+        <w:t>:</w:t>
+      </w:r>
+      <w:r>
+        <w:t xml:space="preserve"> </w:t>
+      </w:r>
+      <w:r>
+        <w:t xml:space="preserve">it is a </w:t>
+      </w:r>
+      <w:r>
+        <w:t>package</w:t>
+      </w:r>
+      <w:r>
+        <w:t xml:space="preserve"> which helps </w:t>
+      </w:r>
+      <w:r>
+        <w:t xml:space="preserve">java script file </w:t>
+      </w:r>
+      <w:r>
+        <w:t>to build a environment</w:t>
+      </w:r>
+      <w:r>
+        <w:t xml:space="preserve"> in the system based on requirement</w:t>
+      </w:r>
+      <w:r>
+        <w:t>, load modules to run the java script framework</w:t>
+      </w:r>
+      <w:r>
+        <w:t>.</w:t>
+      </w:r>
+    </w:p>
+    <w:p>
+      <w:pPr>
+        <w:ind w:left="360"/>
+      </w:pPr>
+      <w:r>
+        <w:t>Steps:</w:t>
+      </w:r>
+    </w:p>
+    <w:p>
+      <w:pPr>
+        <w:pStyle w:val="ListParagraph"/>
+        <w:numPr>
+          <w:ilvl w:val="0"/>
+          <w:numId w:val="6"/>
+        </w:numPr>
+      </w:pPr>
+      <w:r>
+        <w:t>Create cluster in MongoDB.</w:t>
+      </w:r>
+    </w:p>
+    <w:p>
+      <w:pPr>
+        <w:pStyle w:val="ListParagraph"/>
+        <w:numPr>
+          <w:ilvl w:val="0"/>
+          <w:numId w:val="6"/>
+        </w:numPr>
+      </w:pPr>
+      <w:r>
+        <w:t>Under the same cluster, create an organisation</w:t>
+      </w:r>
+      <w:r>
+        <w:t>.</w:t>
+      </w:r>
+    </w:p>
+    <w:p>
+      <w:pPr>
+        <w:pStyle w:val="ListParagraph"/>
+        <w:numPr>
+          <w:ilvl w:val="0"/>
+          <w:numId w:val="6"/>
+        </w:numPr>
+      </w:pPr>
+      <w:r>
+        <w:t>Under same organisation, create a connection.</w:t>
+      </w:r>
+    </w:p>
+    <w:p>
+      <w:pPr>
+        <w:pStyle w:val="Heading2"/>
+      </w:pPr>
+      <w:r>
+        <w:t>Frontend:</w:t>
+      </w:r>
+    </w:p>
+    <w:p>
+      <w:r>
+        <w:t xml:space="preserve">It is what the user is able to see and work on it </w:t>
+      </w:r>
+      <w:r>
+        <w:t>which is basically the UI and UX</w:t>
+      </w:r>
+      <w:r>
+        <w:t>.</w:t>
+      </w:r>
+      <w:r>
+        <w:t xml:space="preserve"> </w:t>
+      </w:r>
+      <w:r>
+        <w:t>We can programming languages like html,</w:t>
+      </w:r>
+      <w:r>
+        <w:t xml:space="preserve"> CSS</w:t>
+      </w:r>
+      <w:r>
+        <w:t xml:space="preserve"> and java script.</w:t>
+      </w:r>
+    </w:p>
+    <w:p>
+      <w:pPr>
+        <w:pStyle w:val="ListParagraph"/>
+        <w:numPr>
+          <w:ilvl w:val="0"/>
+          <w:numId w:val="7"/>
+        </w:numPr>
+      </w:pPr>
+      <w:r>
+        <w:t>html</w:t>
+      </w:r>
+      <w:r>
+        <w:t xml:space="preserve">: It stands for Hyper Text Markup Language which acts as a </w:t>
+      </w:r>
+      <w:r>
+        <w:t>semi query language or semi structured language.</w:t>
+      </w:r>
+      <w:r>
+        <w:t xml:space="preserve"> </w:t>
+      </w:r>
+      <w:r>
+        <w:t xml:space="preserve">Used </w:t>
+      </w:r>
+      <w:r>
+        <w:t>mainly</w:t>
+      </w:r>
+      <w:r>
+        <w:t xml:space="preserve"> for structuring a web page.</w:t>
+      </w:r>
+    </w:p>
+    <w:p>
+      <w:pPr>
+        <w:pStyle w:val="ListParagraph"/>
+        <w:numPr>
+          <w:ilvl w:val="0"/>
+          <w:numId w:val="7"/>
+        </w:numPr>
+      </w:pPr>
+      <w:r>
+        <w:t xml:space="preserve">CSS: It stands for </w:t>
+      </w:r>
+      <w:r>
+        <w:t xml:space="preserve">Cascading Style Sheet. It is used to  </w:t>
+      </w:r>
+      <w:r>
+        <w:t>give colour and visually enhance the web page.</w:t>
+      </w:r>
+    </w:p>
+    <w:p>
+      <w:pPr>
+        <w:pStyle w:val="ListParagraph"/>
+        <w:numPr>
+          <w:ilvl w:val="0"/>
+          <w:numId w:val="7"/>
+        </w:numPr>
+      </w:pPr>
+      <w:r>
+        <w:t xml:space="preserve">Java script: It is a programming language </w:t>
+      </w:r>
+      <w:r>
+        <w:t>that helps to store the content inside the structure that is being built and also for the functionalities that are to be performed</w:t>
       </w:r>
     </w:p>
     <w:sectPr>
@@ -403,6 +1299,92 @@
 <file path=word/numbering.xml><?xml version="1.0" encoding="utf-8"?>
 <w:numbering xmlns:wpc="http://schemas.microsoft.com/office/word/2010/wordprocessingCanvas" xmlns:cx="http://schemas.microsoft.com/office/drawing/2014/chartex" xmlns:cx1="http://schemas.microsoft.com/office/drawing/2015/9/8/chartex" xmlns:cx2="http://schemas.microsoft.com/office/drawing/2015/10/21/chartex" xmlns:cx3="http://schemas.microsoft.com/office/drawing/2016/5/9/chartex" xmlns:cx4="http://schemas.microsoft.com/office/drawing/2016/5/10/chartex" xmlns:cx5="http://schemas.microsoft.com/office/drawing/2016/5/11/chartex" xmlns:cx6="http://schemas.microsoft.com/office/drawing/2016/5/12/chartex" xmlns:cx7="http://schemas.microsoft.com/office/drawing/2016/5/13/chartex" xmlns:cx8="http://schemas.microsoft.com/office/drawing/2016/5/14/chartex" xmlns:mc="http://schemas.openxmlformats.org/markup-compatibility/2006" xmlns:aink="http://schemas.microsoft.com/office/drawing/2016/ink" xmlns:am3d="http://schemas.microsoft.com/office/drawing/2017/model3d" xmlns:o="urn:schemas-microsoft-com:office:office" xmlns:oel="http://schemas.microsoft.com/office/2019/extlst" xmlns:r="http://schemas.openxmlformats.org/officeDocument/2006/relationships" xmlns:m="http://schemas.openxmlformats.org/officeDocument/2006/math" xmlns:v="urn:schemas-microsoft-com:vml" xmlns:wp14="http://schemas.microsoft.com/office/word/2010/wordprocessingDrawing" xmlns:wp="http://schemas.openxmlformats.org/drawingml/2006/wordprocessingDrawing" xmlns:w10="urn:schemas-microsoft-com:office:word" xmlns:w="http://schemas.openxmlformats.org/wordprocessingml/2006/main" xmlns:w14="http://schemas.microsoft.com/office/word/2010/wordml" xmlns:w15="http://schemas.microsoft.com/office/word/2012/wordml" xmlns:w16cex="http://schemas.microsoft.com/office/word/2018/wordml/cex" xmlns:w16cid="http://schemas.microsoft.com/office/word/2016/wordml/cid" xmlns:w16="http://schemas.microsoft.com/office/word/2018/wordml" xmlns:w16du="http://schemas.microsoft.com/office/word/2023/wordml/word16du" xmlns:w16sdtdh="http://schemas.microsoft.com/office/word/2020/wordml/sdtdatahash" xmlns:w16sdtfl="http://schemas.microsoft.com/office/word/2024/wordml/sdtformatlock" xmlns:w16se="http://schemas.microsoft.com/office/word/2015/wordml/symex" xmlns:wpg="http://schemas.microsoft.com/office/word/2010/wordprocessingGroup" xmlns:wpi="http://schemas.microsoft.com/office/word/2010/wordprocessingInk" xmlns:wne="http://schemas.microsoft.com/office/word/2006/wordml" xmlns:wps="http://schemas.microsoft.com/office/word/2010/wordprocessingShape" mc:Ignorable="w14 w15 w16se w16cid w16 w16cex w16sdtdh w16sdtfl w16du wp14">
   <w:abstractNum w:abstractNumId="0" w15:restartNumberingAfterBreak="0">
+    <w:nsid w:val="01E73807"/>
+    <w:multiLevelType w:val="hybridMultilevel"/>
+    <w:tmpl w:val="35FC5B68"/>
+    <w:lvl w:ilvl="0" w:tplc="4009000F">
+      <w:start w:val="1"/>
+      <w:numFmt w:val="decimal"/>
+      <w:lvlText w:val="%1."/>
+      <w:lvlJc w:val="left"/>
+      <w:pPr>
+        <w:ind w:left="720" w:hanging="360"/>
+      </w:pPr>
+    </w:lvl>
+    <w:lvl w:ilvl="1" w:tplc="40090019" w:tentative="1">
+      <w:start w:val="1"/>
+      <w:numFmt w:val="lowerLetter"/>
+      <w:lvlText w:val="%2."/>
+      <w:lvlJc w:val="left"/>
+      <w:pPr>
+        <w:ind w:left="1440" w:hanging="360"/>
+      </w:pPr>
+    </w:lvl>
+    <w:lvl w:ilvl="2" w:tplc="4009001B" w:tentative="1">
+      <w:start w:val="1"/>
+      <w:numFmt w:val="lowerRoman"/>
+      <w:lvlText w:val="%3."/>
+      <w:lvlJc w:val="right"/>
+      <w:pPr>
+        <w:ind w:left="2160" w:hanging="180"/>
+      </w:pPr>
+    </w:lvl>
+    <w:lvl w:ilvl="3" w:tplc="4009000F" w:tentative="1">
+      <w:start w:val="1"/>
+      <w:numFmt w:val="decimal"/>
+      <w:lvlText w:val="%4."/>
+      <w:lvlJc w:val="left"/>
+      <w:pPr>
+        <w:ind w:left="2880" w:hanging="360"/>
+      </w:pPr>
+    </w:lvl>
+    <w:lvl w:ilvl="4" w:tplc="40090019" w:tentative="1">
+      <w:start w:val="1"/>
+      <w:numFmt w:val="lowerLetter"/>
+      <w:lvlText w:val="%5."/>
+      <w:lvlJc w:val="left"/>
+      <w:pPr>
+        <w:ind w:left="3600" w:hanging="360"/>
+      </w:pPr>
+    </w:lvl>
+    <w:lvl w:ilvl="5" w:tplc="4009001B" w:tentative="1">
+      <w:start w:val="1"/>
+      <w:numFmt w:val="lowerRoman"/>
+      <w:lvlText w:val="%6."/>
+      <w:lvlJc w:val="right"/>
+      <w:pPr>
+        <w:ind w:left="4320" w:hanging="180"/>
+      </w:pPr>
+    </w:lvl>
+    <w:lvl w:ilvl="6" w:tplc="4009000F" w:tentative="1">
+      <w:start w:val="1"/>
+      <w:numFmt w:val="decimal"/>
+      <w:lvlText w:val="%7."/>
+      <w:lvlJc w:val="left"/>
+      <w:pPr>
+        <w:ind w:left="5040" w:hanging="360"/>
+      </w:pPr>
+    </w:lvl>
+    <w:lvl w:ilvl="7" w:tplc="40090019" w:tentative="1">
+      <w:start w:val="1"/>
+      <w:numFmt w:val="lowerLetter"/>
+      <w:lvlText w:val="%8."/>
+      <w:lvlJc w:val="left"/>
+      <w:pPr>
+        <w:ind w:left="5760" w:hanging="360"/>
+      </w:pPr>
+    </w:lvl>
+    <w:lvl w:ilvl="8" w:tplc="4009001B" w:tentative="1">
+      <w:start w:val="1"/>
+      <w:numFmt w:val="lowerRoman"/>
+      <w:lvlText w:val="%9."/>
+      <w:lvlJc w:val="right"/>
+      <w:pPr>
+        <w:ind w:left="6480" w:hanging="180"/>
+      </w:pPr>
+    </w:lvl>
+  </w:abstractNum>
+  <w:abstractNum w:abstractNumId="1" w15:restartNumberingAfterBreak="0">
     <w:nsid w:val="070E6787"/>
     <w:multiLevelType w:val="hybridMultilevel"/>
     <w:tmpl w:val="080282AE"/>
@@ -515,8 +1497,510 @@
       </w:rPr>
     </w:lvl>
   </w:abstractNum>
+  <w:abstractNum w:abstractNumId="2" w15:restartNumberingAfterBreak="0">
+    <w:nsid w:val="1B2D338C"/>
+    <w:multiLevelType w:val="hybridMultilevel"/>
+    <w:tmpl w:val="9C6E903A"/>
+    <w:lvl w:ilvl="0" w:tplc="4009000F">
+      <w:start w:val="1"/>
+      <w:numFmt w:val="decimal"/>
+      <w:lvlText w:val="%1."/>
+      <w:lvlJc w:val="left"/>
+      <w:pPr>
+        <w:ind w:left="1080" w:hanging="360"/>
+      </w:pPr>
+    </w:lvl>
+    <w:lvl w:ilvl="1" w:tplc="40090019" w:tentative="1">
+      <w:start w:val="1"/>
+      <w:numFmt w:val="lowerLetter"/>
+      <w:lvlText w:val="%2."/>
+      <w:lvlJc w:val="left"/>
+      <w:pPr>
+        <w:ind w:left="1800" w:hanging="360"/>
+      </w:pPr>
+    </w:lvl>
+    <w:lvl w:ilvl="2" w:tplc="4009001B" w:tentative="1">
+      <w:start w:val="1"/>
+      <w:numFmt w:val="lowerRoman"/>
+      <w:lvlText w:val="%3."/>
+      <w:lvlJc w:val="right"/>
+      <w:pPr>
+        <w:ind w:left="2520" w:hanging="180"/>
+      </w:pPr>
+    </w:lvl>
+    <w:lvl w:ilvl="3" w:tplc="4009000F" w:tentative="1">
+      <w:start w:val="1"/>
+      <w:numFmt w:val="decimal"/>
+      <w:lvlText w:val="%4."/>
+      <w:lvlJc w:val="left"/>
+      <w:pPr>
+        <w:ind w:left="3240" w:hanging="360"/>
+      </w:pPr>
+    </w:lvl>
+    <w:lvl w:ilvl="4" w:tplc="40090019" w:tentative="1">
+      <w:start w:val="1"/>
+      <w:numFmt w:val="lowerLetter"/>
+      <w:lvlText w:val="%5."/>
+      <w:lvlJc w:val="left"/>
+      <w:pPr>
+        <w:ind w:left="3960" w:hanging="360"/>
+      </w:pPr>
+    </w:lvl>
+    <w:lvl w:ilvl="5" w:tplc="4009001B" w:tentative="1">
+      <w:start w:val="1"/>
+      <w:numFmt w:val="lowerRoman"/>
+      <w:lvlText w:val="%6."/>
+      <w:lvlJc w:val="right"/>
+      <w:pPr>
+        <w:ind w:left="4680" w:hanging="180"/>
+      </w:pPr>
+    </w:lvl>
+    <w:lvl w:ilvl="6" w:tplc="4009000F" w:tentative="1">
+      <w:start w:val="1"/>
+      <w:numFmt w:val="decimal"/>
+      <w:lvlText w:val="%7."/>
+      <w:lvlJc w:val="left"/>
+      <w:pPr>
+        <w:ind w:left="5400" w:hanging="360"/>
+      </w:pPr>
+    </w:lvl>
+    <w:lvl w:ilvl="7" w:tplc="40090019" w:tentative="1">
+      <w:start w:val="1"/>
+      <w:numFmt w:val="lowerLetter"/>
+      <w:lvlText w:val="%8."/>
+      <w:lvlJc w:val="left"/>
+      <w:pPr>
+        <w:ind w:left="6120" w:hanging="360"/>
+      </w:pPr>
+    </w:lvl>
+    <w:lvl w:ilvl="8" w:tplc="4009001B" w:tentative="1">
+      <w:start w:val="1"/>
+      <w:numFmt w:val="lowerRoman"/>
+      <w:lvlText w:val="%9."/>
+      <w:lvlJc w:val="right"/>
+      <w:pPr>
+        <w:ind w:left="6840" w:hanging="180"/>
+      </w:pPr>
+    </w:lvl>
+  </w:abstractNum>
+  <w:abstractNum w:abstractNumId="3" w15:restartNumberingAfterBreak="0">
+    <w:nsid w:val="26CE754F"/>
+    <w:multiLevelType w:val="hybridMultilevel"/>
+    <w:tmpl w:val="44B06E52"/>
+    <w:lvl w:ilvl="0" w:tplc="40090001">
+      <w:start w:val="1"/>
+      <w:numFmt w:val="bullet"/>
+      <w:lvlText w:val=""/>
+      <w:lvlJc w:val="left"/>
+      <w:pPr>
+        <w:ind w:left="720" w:hanging="360"/>
+      </w:pPr>
+      <w:rPr>
+        <w:rFonts w:ascii="Symbol" w:hAnsi="Symbol" w:hint="default"/>
+      </w:rPr>
+    </w:lvl>
+    <w:lvl w:ilvl="1" w:tplc="40090003" w:tentative="1">
+      <w:start w:val="1"/>
+      <w:numFmt w:val="bullet"/>
+      <w:lvlText w:val="o"/>
+      <w:lvlJc w:val="left"/>
+      <w:pPr>
+        <w:ind w:left="1440" w:hanging="360"/>
+      </w:pPr>
+      <w:rPr>
+        <w:rFonts w:ascii="Courier New" w:hAnsi="Courier New" w:cs="Courier New" w:hint="default"/>
+      </w:rPr>
+    </w:lvl>
+    <w:lvl w:ilvl="2" w:tplc="40090005" w:tentative="1">
+      <w:start w:val="1"/>
+      <w:numFmt w:val="bullet"/>
+      <w:lvlText w:val=""/>
+      <w:lvlJc w:val="left"/>
+      <w:pPr>
+        <w:ind w:left="2160" w:hanging="360"/>
+      </w:pPr>
+      <w:rPr>
+        <w:rFonts w:ascii="Wingdings" w:hAnsi="Wingdings" w:hint="default"/>
+      </w:rPr>
+    </w:lvl>
+    <w:lvl w:ilvl="3" w:tplc="40090001" w:tentative="1">
+      <w:start w:val="1"/>
+      <w:numFmt w:val="bullet"/>
+      <w:lvlText w:val=""/>
+      <w:lvlJc w:val="left"/>
+      <w:pPr>
+        <w:ind w:left="2880" w:hanging="360"/>
+      </w:pPr>
+      <w:rPr>
+        <w:rFonts w:ascii="Symbol" w:hAnsi="Symbol" w:hint="default"/>
+      </w:rPr>
+    </w:lvl>
+    <w:lvl w:ilvl="4" w:tplc="40090003" w:tentative="1">
+      <w:start w:val="1"/>
+      <w:numFmt w:val="bullet"/>
+      <w:lvlText w:val="o"/>
+      <w:lvlJc w:val="left"/>
+      <w:pPr>
+        <w:ind w:left="3600" w:hanging="360"/>
+      </w:pPr>
+      <w:rPr>
+        <w:rFonts w:ascii="Courier New" w:hAnsi="Courier New" w:cs="Courier New" w:hint="default"/>
+      </w:rPr>
+    </w:lvl>
+    <w:lvl w:ilvl="5" w:tplc="40090005" w:tentative="1">
+      <w:start w:val="1"/>
+      <w:numFmt w:val="bullet"/>
+      <w:lvlText w:val=""/>
+      <w:lvlJc w:val="left"/>
+      <w:pPr>
+        <w:ind w:left="4320" w:hanging="360"/>
+      </w:pPr>
+      <w:rPr>
+        <w:rFonts w:ascii="Wingdings" w:hAnsi="Wingdings" w:hint="default"/>
+      </w:rPr>
+    </w:lvl>
+    <w:lvl w:ilvl="6" w:tplc="40090001" w:tentative="1">
+      <w:start w:val="1"/>
+      <w:numFmt w:val="bullet"/>
+      <w:lvlText w:val=""/>
+      <w:lvlJc w:val="left"/>
+      <w:pPr>
+        <w:ind w:left="5040" w:hanging="360"/>
+      </w:pPr>
+      <w:rPr>
+        <w:rFonts w:ascii="Symbol" w:hAnsi="Symbol" w:hint="default"/>
+      </w:rPr>
+    </w:lvl>
+    <w:lvl w:ilvl="7" w:tplc="40090003" w:tentative="1">
+      <w:start w:val="1"/>
+      <w:numFmt w:val="bullet"/>
+      <w:lvlText w:val="o"/>
+      <w:lvlJc w:val="left"/>
+      <w:pPr>
+        <w:ind w:left="5760" w:hanging="360"/>
+      </w:pPr>
+      <w:rPr>
+        <w:rFonts w:ascii="Courier New" w:hAnsi="Courier New" w:cs="Courier New" w:hint="default"/>
+      </w:rPr>
+    </w:lvl>
+    <w:lvl w:ilvl="8" w:tplc="40090005" w:tentative="1">
+      <w:start w:val="1"/>
+      <w:numFmt w:val="bullet"/>
+      <w:lvlText w:val=""/>
+      <w:lvlJc w:val="left"/>
+      <w:pPr>
+        <w:ind w:left="6480" w:hanging="360"/>
+      </w:pPr>
+      <w:rPr>
+        <w:rFonts w:ascii="Wingdings" w:hAnsi="Wingdings" w:hint="default"/>
+      </w:rPr>
+    </w:lvl>
+  </w:abstractNum>
+  <w:abstractNum w:abstractNumId="4" w15:restartNumberingAfterBreak="0">
+    <w:nsid w:val="4D3F1F1A"/>
+    <w:multiLevelType w:val="hybridMultilevel"/>
+    <w:tmpl w:val="D02E1DDE"/>
+    <w:lvl w:ilvl="0" w:tplc="4009000F">
+      <w:start w:val="1"/>
+      <w:numFmt w:val="decimal"/>
+      <w:lvlText w:val="%1."/>
+      <w:lvlJc w:val="left"/>
+      <w:pPr>
+        <w:ind w:left="720" w:hanging="360"/>
+      </w:pPr>
+    </w:lvl>
+    <w:lvl w:ilvl="1" w:tplc="40090019" w:tentative="1">
+      <w:start w:val="1"/>
+      <w:numFmt w:val="lowerLetter"/>
+      <w:lvlText w:val="%2."/>
+      <w:lvlJc w:val="left"/>
+      <w:pPr>
+        <w:ind w:left="1440" w:hanging="360"/>
+      </w:pPr>
+    </w:lvl>
+    <w:lvl w:ilvl="2" w:tplc="4009001B" w:tentative="1">
+      <w:start w:val="1"/>
+      <w:numFmt w:val="lowerRoman"/>
+      <w:lvlText w:val="%3."/>
+      <w:lvlJc w:val="right"/>
+      <w:pPr>
+        <w:ind w:left="2160" w:hanging="180"/>
+      </w:pPr>
+    </w:lvl>
+    <w:lvl w:ilvl="3" w:tplc="4009000F" w:tentative="1">
+      <w:start w:val="1"/>
+      <w:numFmt w:val="decimal"/>
+      <w:lvlText w:val="%4."/>
+      <w:lvlJc w:val="left"/>
+      <w:pPr>
+        <w:ind w:left="2880" w:hanging="360"/>
+      </w:pPr>
+    </w:lvl>
+    <w:lvl w:ilvl="4" w:tplc="40090019" w:tentative="1">
+      <w:start w:val="1"/>
+      <w:numFmt w:val="lowerLetter"/>
+      <w:lvlText w:val="%5."/>
+      <w:lvlJc w:val="left"/>
+      <w:pPr>
+        <w:ind w:left="3600" w:hanging="360"/>
+      </w:pPr>
+    </w:lvl>
+    <w:lvl w:ilvl="5" w:tplc="4009001B" w:tentative="1">
+      <w:start w:val="1"/>
+      <w:numFmt w:val="lowerRoman"/>
+      <w:lvlText w:val="%6."/>
+      <w:lvlJc w:val="right"/>
+      <w:pPr>
+        <w:ind w:left="4320" w:hanging="180"/>
+      </w:pPr>
+    </w:lvl>
+    <w:lvl w:ilvl="6" w:tplc="4009000F" w:tentative="1">
+      <w:start w:val="1"/>
+      <w:numFmt w:val="decimal"/>
+      <w:lvlText w:val="%7."/>
+      <w:lvlJc w:val="left"/>
+      <w:pPr>
+        <w:ind w:left="5040" w:hanging="360"/>
+      </w:pPr>
+    </w:lvl>
+    <w:lvl w:ilvl="7" w:tplc="40090019" w:tentative="1">
+      <w:start w:val="1"/>
+      <w:numFmt w:val="lowerLetter"/>
+      <w:lvlText w:val="%8."/>
+      <w:lvlJc w:val="left"/>
+      <w:pPr>
+        <w:ind w:left="5760" w:hanging="360"/>
+      </w:pPr>
+    </w:lvl>
+    <w:lvl w:ilvl="8" w:tplc="4009001B" w:tentative="1">
+      <w:start w:val="1"/>
+      <w:numFmt w:val="lowerRoman"/>
+      <w:lvlText w:val="%9."/>
+      <w:lvlJc w:val="right"/>
+      <w:pPr>
+        <w:ind w:left="6480" w:hanging="180"/>
+      </w:pPr>
+    </w:lvl>
+  </w:abstractNum>
+  <w:abstractNum w:abstractNumId="5" w15:restartNumberingAfterBreak="0">
+    <w:nsid w:val="5D2404D0"/>
+    <w:multiLevelType w:val="hybridMultilevel"/>
+    <w:tmpl w:val="A5C01EE0"/>
+    <w:lvl w:ilvl="0" w:tplc="40090001">
+      <w:start w:val="1"/>
+      <w:numFmt w:val="bullet"/>
+      <w:lvlText w:val=""/>
+      <w:lvlJc w:val="left"/>
+      <w:pPr>
+        <w:ind w:left="720" w:hanging="360"/>
+      </w:pPr>
+      <w:rPr>
+        <w:rFonts w:ascii="Symbol" w:hAnsi="Symbol" w:hint="default"/>
+      </w:rPr>
+    </w:lvl>
+    <w:lvl w:ilvl="1" w:tplc="40090003" w:tentative="1">
+      <w:start w:val="1"/>
+      <w:numFmt w:val="bullet"/>
+      <w:lvlText w:val="o"/>
+      <w:lvlJc w:val="left"/>
+      <w:pPr>
+        <w:ind w:left="1440" w:hanging="360"/>
+      </w:pPr>
+      <w:rPr>
+        <w:rFonts w:ascii="Courier New" w:hAnsi="Courier New" w:cs="Courier New" w:hint="default"/>
+      </w:rPr>
+    </w:lvl>
+    <w:lvl w:ilvl="2" w:tplc="40090005" w:tentative="1">
+      <w:start w:val="1"/>
+      <w:numFmt w:val="bullet"/>
+      <w:lvlText w:val=""/>
+      <w:lvlJc w:val="left"/>
+      <w:pPr>
+        <w:ind w:left="2160" w:hanging="360"/>
+      </w:pPr>
+      <w:rPr>
+        <w:rFonts w:ascii="Wingdings" w:hAnsi="Wingdings" w:hint="default"/>
+      </w:rPr>
+    </w:lvl>
+    <w:lvl w:ilvl="3" w:tplc="40090001" w:tentative="1">
+      <w:start w:val="1"/>
+      <w:numFmt w:val="bullet"/>
+      <w:lvlText w:val=""/>
+      <w:lvlJc w:val="left"/>
+      <w:pPr>
+        <w:ind w:left="2880" w:hanging="360"/>
+      </w:pPr>
+      <w:rPr>
+        <w:rFonts w:ascii="Symbol" w:hAnsi="Symbol" w:hint="default"/>
+      </w:rPr>
+    </w:lvl>
+    <w:lvl w:ilvl="4" w:tplc="40090003" w:tentative="1">
+      <w:start w:val="1"/>
+      <w:numFmt w:val="bullet"/>
+      <w:lvlText w:val="o"/>
+      <w:lvlJc w:val="left"/>
+      <w:pPr>
+        <w:ind w:left="3600" w:hanging="360"/>
+      </w:pPr>
+      <w:rPr>
+        <w:rFonts w:ascii="Courier New" w:hAnsi="Courier New" w:cs="Courier New" w:hint="default"/>
+      </w:rPr>
+    </w:lvl>
+    <w:lvl w:ilvl="5" w:tplc="40090005" w:tentative="1">
+      <w:start w:val="1"/>
+      <w:numFmt w:val="bullet"/>
+      <w:lvlText w:val=""/>
+      <w:lvlJc w:val="left"/>
+      <w:pPr>
+        <w:ind w:left="4320" w:hanging="360"/>
+      </w:pPr>
+      <w:rPr>
+        <w:rFonts w:ascii="Wingdings" w:hAnsi="Wingdings" w:hint="default"/>
+      </w:rPr>
+    </w:lvl>
+    <w:lvl w:ilvl="6" w:tplc="40090001" w:tentative="1">
+      <w:start w:val="1"/>
+      <w:numFmt w:val="bullet"/>
+      <w:lvlText w:val=""/>
+      <w:lvlJc w:val="left"/>
+      <w:pPr>
+        <w:ind w:left="5040" w:hanging="360"/>
+      </w:pPr>
+      <w:rPr>
+        <w:rFonts w:ascii="Symbol" w:hAnsi="Symbol" w:hint="default"/>
+      </w:rPr>
+    </w:lvl>
+    <w:lvl w:ilvl="7" w:tplc="40090003" w:tentative="1">
+      <w:start w:val="1"/>
+      <w:numFmt w:val="bullet"/>
+      <w:lvlText w:val="o"/>
+      <w:lvlJc w:val="left"/>
+      <w:pPr>
+        <w:ind w:left="5760" w:hanging="360"/>
+      </w:pPr>
+      <w:rPr>
+        <w:rFonts w:ascii="Courier New" w:hAnsi="Courier New" w:cs="Courier New" w:hint="default"/>
+      </w:rPr>
+    </w:lvl>
+    <w:lvl w:ilvl="8" w:tplc="40090005" w:tentative="1">
+      <w:start w:val="1"/>
+      <w:numFmt w:val="bullet"/>
+      <w:lvlText w:val=""/>
+      <w:lvlJc w:val="left"/>
+      <w:pPr>
+        <w:ind w:left="6480" w:hanging="360"/>
+      </w:pPr>
+      <w:rPr>
+        <w:rFonts w:ascii="Wingdings" w:hAnsi="Wingdings" w:hint="default"/>
+      </w:rPr>
+    </w:lvl>
+  </w:abstractNum>
+  <w:abstractNum w:abstractNumId="6" w15:restartNumberingAfterBreak="0">
+    <w:nsid w:val="6F5C69D6"/>
+    <w:multiLevelType w:val="hybridMultilevel"/>
+    <w:tmpl w:val="AE684B10"/>
+    <w:lvl w:ilvl="0" w:tplc="4009000F">
+      <w:start w:val="1"/>
+      <w:numFmt w:val="decimal"/>
+      <w:lvlText w:val="%1."/>
+      <w:lvlJc w:val="left"/>
+      <w:pPr>
+        <w:ind w:left="720" w:hanging="360"/>
+      </w:pPr>
+    </w:lvl>
+    <w:lvl w:ilvl="1" w:tplc="40090019" w:tentative="1">
+      <w:start w:val="1"/>
+      <w:numFmt w:val="lowerLetter"/>
+      <w:lvlText w:val="%2."/>
+      <w:lvlJc w:val="left"/>
+      <w:pPr>
+        <w:ind w:left="1440" w:hanging="360"/>
+      </w:pPr>
+    </w:lvl>
+    <w:lvl w:ilvl="2" w:tplc="4009001B" w:tentative="1">
+      <w:start w:val="1"/>
+      <w:numFmt w:val="lowerRoman"/>
+      <w:lvlText w:val="%3."/>
+      <w:lvlJc w:val="right"/>
+      <w:pPr>
+        <w:ind w:left="2160" w:hanging="180"/>
+      </w:pPr>
+    </w:lvl>
+    <w:lvl w:ilvl="3" w:tplc="4009000F" w:tentative="1">
+      <w:start w:val="1"/>
+      <w:numFmt w:val="decimal"/>
+      <w:lvlText w:val="%4."/>
+      <w:lvlJc w:val="left"/>
+      <w:pPr>
+        <w:ind w:left="2880" w:hanging="360"/>
+      </w:pPr>
+    </w:lvl>
+    <w:lvl w:ilvl="4" w:tplc="40090019" w:tentative="1">
+      <w:start w:val="1"/>
+      <w:numFmt w:val="lowerLetter"/>
+      <w:lvlText w:val="%5."/>
+      <w:lvlJc w:val="left"/>
+      <w:pPr>
+        <w:ind w:left="3600" w:hanging="360"/>
+      </w:pPr>
+    </w:lvl>
+    <w:lvl w:ilvl="5" w:tplc="4009001B" w:tentative="1">
+      <w:start w:val="1"/>
+      <w:numFmt w:val="lowerRoman"/>
+      <w:lvlText w:val="%6."/>
+      <w:lvlJc w:val="right"/>
+      <w:pPr>
+        <w:ind w:left="4320" w:hanging="180"/>
+      </w:pPr>
+    </w:lvl>
+    <w:lvl w:ilvl="6" w:tplc="4009000F" w:tentative="1">
+      <w:start w:val="1"/>
+      <w:numFmt w:val="decimal"/>
+      <w:lvlText w:val="%7."/>
+      <w:lvlJc w:val="left"/>
+      <w:pPr>
+        <w:ind w:left="5040" w:hanging="360"/>
+      </w:pPr>
+    </w:lvl>
+    <w:lvl w:ilvl="7" w:tplc="40090019" w:tentative="1">
+      <w:start w:val="1"/>
+      <w:numFmt w:val="lowerLetter"/>
+      <w:lvlText w:val="%8."/>
+      <w:lvlJc w:val="left"/>
+      <w:pPr>
+        <w:ind w:left="5760" w:hanging="360"/>
+      </w:pPr>
+    </w:lvl>
+    <w:lvl w:ilvl="8" w:tplc="4009001B" w:tentative="1">
+      <w:start w:val="1"/>
+      <w:numFmt w:val="lowerRoman"/>
+      <w:lvlText w:val="%9."/>
+      <w:lvlJc w:val="right"/>
+      <w:pPr>
+        <w:ind w:left="6480" w:hanging="180"/>
+      </w:pPr>
+    </w:lvl>
+  </w:abstractNum>
   <w:num w:numId="1" w16cid:durableId="1257710887">
+    <w:abstractNumId w:val="1"/>
+  </w:num>
+  <w:num w:numId="2" w16cid:durableId="1604915056">
+    <w:abstractNumId w:val="6"/>
+  </w:num>
+  <w:num w:numId="3" w16cid:durableId="880747448">
     <w:abstractNumId w:val="0"/>
+  </w:num>
+  <w:num w:numId="4" w16cid:durableId="96485208">
+    <w:abstractNumId w:val="4"/>
+  </w:num>
+  <w:num w:numId="5" w16cid:durableId="146436552">
+    <w:abstractNumId w:val="5"/>
+  </w:num>
+  <w:num w:numId="6" w16cid:durableId="1708333694">
+    <w:abstractNumId w:val="2"/>
+  </w:num>
+  <w:num w:numId="7" w16cid:durableId="2058236865">
+    <w:abstractNumId w:val="3"/>
   </w:num>
 </w:numbering>
 </file>
